--- a/backend/templates/UGOVOR O RADU Zaposlenih.docx
+++ b/backend/templates/UGOVOR O RADU Zaposlenih.docx
@@ -566,23 +566,34 @@
         <w:rPr>
           <w:lang w:val="sr-Latn-CS"/>
         </w:rPr>
-      </w:pPr>
-      <w:r>
-        <w:rPr>
-          <w:lang w:val="sr-Latn-CS"/>
-        </w:rPr>
-        <w:t>Zaposleni</w:t>
-        <w:tab/>
-        <w:tab/>
-        <w:tab/>
-        <w:tab/>
-        <w:tab/>
-        <w:tab/>
-        <w:tab/>
-        <w:tab/>
-        <w:tab/>
-        <w:tab/>
-        <w:t>Poslodavac</w:t>
+        <w:tabs>
+          <w:tab w:val="center" w:pos="4535"/>
+          <w:tab w:val="right" w:pos="9071"/>
+        </w:tabs>
+      </w:pPr>
+      <w:r>
+        <w:rPr>
+          <w:lang w:val="sr-Latn-CS"/>
+        </w:rPr>
+        <w:t xml:space="preserve">Zaposleni</w:t>
+      </w:r>
+      <w:r>
+        <w:rPr>
+          <w:lang w:val="sr-Latn-CS"/>
+        </w:rPr>
+        <w:tab/>
+      </w:r>
+      <w:r>
+        <w:rPr>
+          <w:lang w:val="sr-Latn-CS"/>
+        </w:rPr>
+        <w:tab/>
+      </w:r>
+      <w:r>
+        <w:rPr>
+          <w:lang w:val="sr-Latn-CS"/>
+        </w:rPr>
+        <w:t xml:space="preserve">Poslodavac</w:t>
       </w:r>
     </w:p>
     <w:p>
@@ -606,21 +617,40 @@
         <w:rPr>
           <w:lang w:val="sr-Latn-CS"/>
         </w:rPr>
-      </w:pPr>
-      <w:r>
-        <w:rPr>
-          <w:lang w:val="sr-Latn-CS"/>
-        </w:rPr>
-        <w:t>_______________________</w:t>
-        <w:tab/>
-        <w:tab/>
-        <w:tab/>
-        <w:t>M.P.</w:t>
-        <w:tab/>
-        <w:tab/>
-        <w:tab/>
-        <w:tab/>
-        <w:t>___________________</w:t>
+        <w:tabs>
+          <w:tab w:val="center" w:pos="4535"/>
+          <w:tab w:val="right" w:pos="9071"/>
+        </w:tabs>
+      </w:pPr>
+      <w:r>
+        <w:rPr>
+          <w:lang w:val="sr-Latn-CS"/>
+        </w:rPr>
+        <w:t xml:space="preserve">_______________________</w:t>
+      </w:r>
+      <w:r>
+        <w:rPr>
+          <w:lang w:val="sr-Latn-CS"/>
+        </w:rPr>
+        <w:tab/>
+      </w:r>
+      <w:r>
+        <w:rPr>
+          <w:lang w:val="sr-Latn-CS"/>
+        </w:rPr>
+        <w:t xml:space="preserve">M.P.</w:t>
+      </w:r>
+      <w:r>
+        <w:rPr>
+          <w:lang w:val="sr-Latn-CS"/>
+        </w:rPr>
+        <w:tab/>
+      </w:r>
+      <w:r>
+        <w:rPr>
+          <w:lang w:val="sr-Latn-CS"/>
+        </w:rPr>
+        <w:t xml:space="preserve">_______________________</w:t>
       </w:r>
     </w:p>
     <w:sectPr>
